--- a/RE/BusinessModelCanvas.docx
+++ b/RE/BusinessModelCanvas.docx
@@ -517,7 +517,21 @@
                 <w:rFonts w:ascii="Calibri Light" w:hAnsi="Calibri Light" w:cs="Calibri Light"/>
                 <w:sz w:val="20"/>
               </w:rPr>
-              <w:t>efficient and smart machine that reduce the</w:t>
+              <w:t>efficient and smart machine that reduce</w:t>
+            </w:r>
+            <w:r>
+              <w:rPr>
+                <w:rFonts w:ascii="Calibri Light" w:hAnsi="Calibri Light" w:cs="Calibri Light"/>
+                <w:sz w:val="20"/>
+              </w:rPr>
+              <w:t>s</w:t>
+            </w:r>
+            <w:r>
+              <w:rPr>
+                <w:rFonts w:ascii="Calibri Light" w:hAnsi="Calibri Light" w:cs="Calibri Light"/>
+                <w:sz w:val="20"/>
+              </w:rPr>
+              <w:t xml:space="preserve"> the</w:t>
             </w:r>
             <w:r>
               <w:rPr>
@@ -2594,35 +2608,6 @@
 </file>
 
 <file path=customXml/item1.xml><?xml version="1.0" encoding="utf-8"?>
-<p:properties xmlns:p="http://schemas.microsoft.com/office/2006/metadata/properties" xmlns:xsi="http://www.w3.org/2001/XMLSchema-instance" xmlns:pc="http://schemas.microsoft.com/office/infopath/2007/PartnerControls">
-  <documentManagement>
-    <lcf76f155ced4ddcb4097134ff3c332f xmlns="2f1db1b9-33a0-447a-8726-ec1a7d93aa02">
-      <Terms xmlns="http://schemas.microsoft.com/office/infopath/2007/PartnerControls"/>
-    </lcf76f155ced4ddcb4097134ff3c332f>
-    <TaxCatchAll xmlns="70b8dd83-fd17-4b17-b50f-19c0932e6f4f" xsi:nil="true"/>
-    <SharedWithUsers xmlns="70b8dd83-fd17-4b17-b50f-19c0932e6f4f">
-      <UserInfo>
-        <DisplayName/>
-        <AccountId xsi:nil="true"/>
-        <AccountType/>
-      </UserInfo>
-    </SharedWithUsers>
-    <MediaLengthInSeconds xmlns="2f1db1b9-33a0-447a-8726-ec1a7d93aa02" xsi:nil="true"/>
-    <_Flow_SignoffStatus xmlns="2f1db1b9-33a0-447a-8726-ec1a7d93aa02" xsi:nil="true"/>
-  </documentManagement>
-</p:properties>
-</file>
-
-<file path=customXml/item2.xml><?xml version="1.0" encoding="utf-8"?>
-<?mso-contentType ?>
-<FormTemplates xmlns="http://schemas.microsoft.com/sharepoint/v3/contenttype/forms">
-  <Display>DocumentLibraryForm</Display>
-  <Edit>DocumentLibraryForm</Edit>
-  <New>DocumentLibraryForm</New>
-</FormTemplates>
-</file>
-
-<file path=customXml/item3.xml><?xml version="1.0" encoding="utf-8"?>
 <ct:contentTypeSchema xmlns:ct="http://schemas.microsoft.com/office/2006/metadata/contentType" xmlns:ma="http://schemas.microsoft.com/office/2006/metadata/properties/metaAttributes" ct:_="" ma:_="" ma:contentTypeName="Document" ma:contentTypeID="0x01010052E4D72B7258F24281FB466615F9ABFF" ma:contentTypeVersion="19" ma:contentTypeDescription="Create a new document." ma:contentTypeScope="" ma:versionID="fce5c944264abafd625177ca35a3e8b9">
   <xsd:schema xmlns:xsd="http://www.w3.org/2001/XMLSchema" xmlns:xs="http://www.w3.org/2001/XMLSchema" xmlns:p="http://schemas.microsoft.com/office/2006/metadata/properties" xmlns:ns2="70b8dd83-fd17-4b17-b50f-19c0932e6f4f" xmlns:ns3="2f1db1b9-33a0-447a-8726-ec1a7d93aa02" targetNamespace="http://schemas.microsoft.com/office/2006/metadata/properties" ma:root="true" ma:fieldsID="663d8c9513091820ac6afeed02472998" ns2:_="" ns3:_="">
     <xsd:import namespace="70b8dd83-fd17-4b17-b50f-19c0932e6f4f"/>
@@ -2883,26 +2868,36 @@
 </ct:contentTypeSchema>
 </file>
 
-<file path=customXml/itemProps1.xml><?xml version="1.0" encoding="utf-8"?>
-<ds:datastoreItem xmlns:ds="http://schemas.openxmlformats.org/officeDocument/2006/customXml" ds:itemID="{7587320A-7082-4804-A438-47F9018F55CC}">
-  <ds:schemaRefs>
-    <ds:schemaRef ds:uri="http://schemas.microsoft.com/office/2006/metadata/properties"/>
-    <ds:schemaRef ds:uri="http://schemas.microsoft.com/office/infopath/2007/PartnerControls"/>
-    <ds:schemaRef ds:uri="2f1db1b9-33a0-447a-8726-ec1a7d93aa02"/>
-    <ds:schemaRef ds:uri="70b8dd83-fd17-4b17-b50f-19c0932e6f4f"/>
-  </ds:schemaRefs>
-</ds:datastoreItem>
+<file path=customXml/item2.xml><?xml version="1.0" encoding="utf-8"?>
+<?mso-contentType ?>
+<FormTemplates xmlns="http://schemas.microsoft.com/sharepoint/v3/contenttype/forms">
+  <Display>DocumentLibraryForm</Display>
+  <Edit>DocumentLibraryForm</Edit>
+  <New>DocumentLibraryForm</New>
+</FormTemplates>
 </file>
 
-<file path=customXml/itemProps2.xml><?xml version="1.0" encoding="utf-8"?>
-<ds:datastoreItem xmlns:ds="http://schemas.openxmlformats.org/officeDocument/2006/customXml" ds:itemID="{6740BC7D-C43A-4524-836D-6748AB2148E9}">
-  <ds:schemaRefs>
-    <ds:schemaRef ds:uri="http://schemas.microsoft.com/sharepoint/v3/contenttype/forms"/>
-  </ds:schemaRefs>
-</ds:datastoreItem>
+<file path=customXml/item3.xml><?xml version="1.0" encoding="utf-8"?>
+<p:properties xmlns:p="http://schemas.microsoft.com/office/2006/metadata/properties" xmlns:xsi="http://www.w3.org/2001/XMLSchema-instance" xmlns:pc="http://schemas.microsoft.com/office/infopath/2007/PartnerControls">
+  <documentManagement>
+    <lcf76f155ced4ddcb4097134ff3c332f xmlns="2f1db1b9-33a0-447a-8726-ec1a7d93aa02">
+      <Terms xmlns="http://schemas.microsoft.com/office/infopath/2007/PartnerControls"/>
+    </lcf76f155ced4ddcb4097134ff3c332f>
+    <TaxCatchAll xmlns="70b8dd83-fd17-4b17-b50f-19c0932e6f4f" xsi:nil="true"/>
+    <SharedWithUsers xmlns="70b8dd83-fd17-4b17-b50f-19c0932e6f4f">
+      <UserInfo>
+        <DisplayName/>
+        <AccountId xsi:nil="true"/>
+        <AccountType/>
+      </UserInfo>
+    </SharedWithUsers>
+    <MediaLengthInSeconds xmlns="2f1db1b9-33a0-447a-8726-ec1a7d93aa02" xsi:nil="true"/>
+    <_Flow_SignoffStatus xmlns="2f1db1b9-33a0-447a-8726-ec1a7d93aa02" xsi:nil="true"/>
+  </documentManagement>
+</p:properties>
 </file>
 
-<file path=customXml/itemProps3.xml><?xml version="1.0" encoding="utf-8"?>
+<file path=customXml/itemProps1.xml><?xml version="1.0" encoding="utf-8"?>
 <ds:datastoreItem xmlns:ds="http://schemas.openxmlformats.org/officeDocument/2006/customXml" ds:itemID="{428E5715-5EA6-461D-A6C5-A6309BF6EBDE}">
   <ds:schemaRefs>
     <ds:schemaRef ds:uri="http://schemas.microsoft.com/office/2006/metadata/contentType"/>
@@ -2919,4 +2914,23 @@
     <ds:schemaRef ds:uri="http://schemas.microsoft.com/internal/obd"/>
   </ds:schemaRefs>
 </ds:datastoreItem>
+</file>
+
+<file path=customXml/itemProps2.xml><?xml version="1.0" encoding="utf-8"?>
+<ds:datastoreItem xmlns:ds="http://schemas.openxmlformats.org/officeDocument/2006/customXml" ds:itemID="{6740BC7D-C43A-4524-836D-6748AB2148E9}">
+  <ds:schemaRefs>
+    <ds:schemaRef ds:uri="http://schemas.microsoft.com/sharepoint/v3/contenttype/forms"/>
+  </ds:schemaRefs>
+</ds:datastoreItem>
+</file>
+
+<file path=customXml/itemProps3.xml><?xml version="1.0" encoding="utf-8"?>
+<ds:datastoreItem xmlns:ds="http://schemas.openxmlformats.org/officeDocument/2006/customXml" ds:itemID="{7587320A-7082-4804-A438-47F9018F55CC}">
+  <ds:schemaRefs>
+    <ds:schemaRef ds:uri="http://schemas.microsoft.com/office/2006/metadata/properties"/>
+    <ds:schemaRef ds:uri="http://schemas.microsoft.com/office/infopath/2007/PartnerControls"/>
+    <ds:schemaRef ds:uri="2f1db1b9-33a0-447a-8726-ec1a7d93aa02"/>
+    <ds:schemaRef ds:uri="70b8dd83-fd17-4b17-b50f-19c0932e6f4f"/>
+  </ds:schemaRefs>
+</ds:datastoreItem>
 </file>